--- a/fichas/Ficha_M2_Maturidade_Board.docx
+++ b/fichas/Ficha_M2_Maturidade_Board.docx
@@ -40,7 +40,7 @@
           <w:sz w:val="21"/>
           <w:szCs w:val="21"/>
         </w:rPr>
-        <w:t xml:space="preserve">Caso InterMed: análise de maturidade (exercício 2) e comunicação ao board (exercício 3) · entrega antes da Sessão 4</w:t>
+        <w:t xml:space="preserve">Caso InterMed: análise de maturidade (exercício 2) e comunicação ao board (exercício 3)</w:t>
       </w:r>
     </w:p>
     <w:p>
@@ -105,7 +105,7 @@
               <w:spacing w:after="60"/>
             </w:pPr>
             <w:r>
-              <w:t xml:space="preserve">1. A parte A inicia-se em grupos durante a sessão; a parte B constrói-se em plenário. Completa ambas individualmente após a aula.</w:t>
+              <w:t xml:space="preserve">1. A parte A inicia-se em grupos durante a aula; a parte B constrói-se em plenário. Completa ambas individualmente depois.</w:t>
             </w:r>
           </w:p>
           <w:p>
@@ -121,7 +121,7 @@
               <w:spacing w:after="60"/>
             </w:pPr>
             <w:r>
-              <w:t xml:space="preserve">3. Envia ao formador antes da Sessão 4 (terça, 21 de julho).</w:t>
+              <w:t xml:space="preserve">3. Guarda a ficha preenchida — será discutida em aula.</w:t>
             </w:r>
           </w:p>
         </w:tc>
